--- a/Project Report.docx
+++ b/Project Report.docx
@@ -129,13 +129,13 @@
         <w:jc w:val="left"/>
       </w:pPr>
       <w:r>
-        <w:t>For clustering, the K-Means algorithm grouped movies based on features like budget, popularity, and genre, with t-SNE used to visualize and confirm distinct clusters. Dimensionality reduction techniques, such as PCA and t-SNE, simplified the dataset and revealed relations</w:t>
-      </w:r>
-      <w:r>
-        <w:t>hips between movie attributes</w:t>
-      </w:r>
-      <w:r>
-        <w:t xml:space="preserve">. Visualization tools like </w:t>
+        <w:t xml:space="preserve">For clustering, the K-Means algorithm grouped movies based on features like budget, popularity, and genre, with t-SNE used to visualize and confirm distinct clusters. Dimensionality reduction techniques, such as PCA and t-SNE, simplified the dataset and revealed relationships between movie attributes. In predictive modeling, Random Forest regression predicted movie </w:t>
+      </w:r>
+      <w:r>
+        <w:t>revenue with an R² score of 0.72</w:t>
+      </w:r>
+      <w:r>
+        <w:t xml:space="preserve"> highlighting budget and popularity as key factors. Visualization tools like </w:t>
       </w:r>
       <w:r>
         <w:rPr>
@@ -1260,7 +1260,7 @@
         </w:rPr>
         <w:lastRenderedPageBreak/>
         <w:pict>
-          <v:rect id="_x0000_i1028" style="width:0;height:1.5pt" o:hralign="center" o:hrstd="t" o:hr="t" fillcolor="#a0a0a0" stroked="f"/>
+          <v:rect id="_x0000_i1065" style="width:0;height:1.5pt" o:hralign="center" o:hrstd="t" o:hr="t" fillcolor="#a0a0a0" stroked="f"/>
         </w:pict>
       </w:r>
     </w:p>
@@ -2229,14 +2229,6 @@
         </w:rPr>
         <w:t>Clustering Results</w:t>
       </w:r>
-      <w:r>
-        <w:rPr>
-          <w:rStyle w:val="Strong"/>
-          <w:b w:val="0"/>
-          <w:bCs w:val="0"/>
-        </w:rPr>
-        <w:t>:</w:t>
-      </w:r>
     </w:p>
     <w:p>
       <w:pPr>
@@ -2390,7 +2382,7 @@
       </w:pPr>
       <w:r>
         <w:pict>
-          <v:rect id="_x0000_i1035" style="width:0;height:1.5pt" o:hralign="center" o:hrstd="t" o:hr="t" fillcolor="#a0a0a0" stroked="f"/>
+          <v:rect id="_x0000_i1074" style="width:0;height:1.5pt" o:hralign="center" o:hrstd="t" o:hr="t" fillcolor="#a0a0a0" stroked="f"/>
         </w:pict>
       </w:r>
     </w:p>
@@ -2405,14 +2397,6 @@
           <w:bCs w:val="0"/>
         </w:rPr>
         <w:t>Dimensionality Reduction Results</w:t>
-      </w:r>
-      <w:r>
-        <w:rPr>
-          <w:rStyle w:val="Strong"/>
-          <w:b w:val="0"/>
-          <w:bCs w:val="0"/>
-        </w:rPr>
-        <w:t>:</w:t>
       </w:r>
     </w:p>
     <w:p>
@@ -2508,7 +2492,7 @@
           <w:b w:val="0"/>
           <w:bCs w:val="0"/>
         </w:rPr>
-        <w:t>Unsupervised Learning:</w:t>
+        <w:t>Predictive Modeling Results</w:t>
       </w:r>
     </w:p>
     <w:p>
@@ -2524,7 +2508,7 @@
         <w:rPr>
           <w:rStyle w:val="Strong"/>
         </w:rPr>
-        <w:t>TF – IDF Vectorizer (Term Frequency - inverse document frequency)</w:t>
+        <w:t>Random Forest Regression</w:t>
       </w:r>
       <w:r>
         <w:t xml:space="preserve"> was applied to predict movie revenue based on various features like budget, popularity, and genre.</w:t>
@@ -2533,48 +2517,44 @@
     <w:p>
       <w:pPr>
         <w:numPr>
-          <w:ilvl w:val="0"/>
+          <w:ilvl w:val="1"/>
           <w:numId w:val="18"/>
         </w:numPr>
         <w:spacing w:before="100" w:beforeAutospacing="1" w:after="100" w:afterAutospacing="1" w:line="240" w:lineRule="auto"/>
         <w:jc w:val="left"/>
       </w:pPr>
       <w:r>
-        <w:t xml:space="preserve">The </w:t>
-      </w:r>
-      <w:r>
-        <w:rPr>
-          <w:rStyle w:val="HTMLCode"/>
-          <w:rFonts w:eastAsiaTheme="majorEastAsia"/>
-          <w:color w:val="2E74B5" w:themeColor="accent1" w:themeShade="BF"/>
-          <w:sz w:val="24"/>
-          <w:szCs w:val="24"/>
-        </w:rPr>
-        <w:t>overview</w:t>
-      </w:r>
-      <w:r>
-        <w:rPr>
-          <w:color w:val="2E74B5" w:themeColor="accent1" w:themeShade="BF"/>
-        </w:rPr>
-        <w:t xml:space="preserve"> </w:t>
-      </w:r>
-      <w:r>
-        <w:t xml:space="preserve">column is vectorized using </w:t>
+        <w:t xml:space="preserve">The model achieved an </w:t>
       </w:r>
       <w:r>
         <w:rPr>
           <w:rStyle w:val="Strong"/>
         </w:rPr>
-        <w:t>TF-IDF</w:t>
-      </w:r>
-      <w:r>
-        <w:t xml:space="preserve"> to convert textual data into numerical form for clustering.</w:t>
+        <w:t>R² score of 0.72</w:t>
+      </w:r>
+      <w:r>
+        <w:t xml:space="preserve"> on the test set, which indicates that it could explain </w:t>
+      </w:r>
+      <w:r>
+        <w:rPr>
+          <w:rStyle w:val="Strong"/>
+        </w:rPr>
+        <w:t>72</w:t>
+      </w:r>
+      <w:r>
+        <w:rPr>
+          <w:rStyle w:val="Strong"/>
+        </w:rPr>
+        <w:t>% of the variance</w:t>
+      </w:r>
+      <w:r>
+        <w:t xml:space="preserve"> in movie revenue. This result shows that the model was successful in identifying key predictors of revenue.</w:t>
       </w:r>
     </w:p>
     <w:p>
       <w:pPr>
         <w:numPr>
-          <w:ilvl w:val="0"/>
+          <w:ilvl w:val="1"/>
           <w:numId w:val="18"/>
         </w:numPr>
         <w:spacing w:before="100" w:beforeAutospacing="1" w:after="100" w:afterAutospacing="1" w:line="240" w:lineRule="auto"/>
@@ -2582,89 +2562,56 @@
       </w:pPr>
       <w:r>
         <w:rPr>
-          <w:rFonts w:asciiTheme="minorHAnsi" w:eastAsia="Times New Roman" w:hAnsiTheme="minorHAnsi" w:cstheme="minorHAnsi"/>
-          <w:b/>
-          <w:bCs/>
-          <w:color w:val="auto"/>
-          <w:szCs w:val="20"/>
-        </w:rPr>
-        <w:t>Optimal Clusters Identified:</w:t>
-      </w:r>
-      <w:r>
-        <w:rPr>
-          <w:rFonts w:asciiTheme="minorHAnsi" w:eastAsia="Times New Roman" w:hAnsiTheme="minorHAnsi" w:cstheme="minorHAnsi"/>
-          <w:color w:val="auto"/>
-          <w:szCs w:val="20"/>
-        </w:rPr>
-        <w:t xml:space="preserve"> Clustering analysis determined an optimal number of clusters (optimal_k), improving recommendations.</w:t>
-      </w:r>
-    </w:p>
-    <w:p>
-      <w:pPr>
-        <w:numPr>
-          <w:ilvl w:val="0"/>
-          <w:numId w:val="18"/>
-        </w:numPr>
-        <w:spacing w:before="100" w:beforeAutospacing="1" w:after="100" w:afterAutospacing="1" w:line="240" w:lineRule="auto"/>
-        <w:jc w:val="left"/>
-        <w:rPr>
-          <w:rFonts w:asciiTheme="minorHAnsi" w:hAnsiTheme="minorHAnsi" w:cstheme="minorHAnsi"/>
-          <w:b/>
-          <w:i/>
-          <w:color w:val="2E74B5" w:themeColor="accent1" w:themeShade="BF"/>
-          <w:szCs w:val="20"/>
-        </w:rPr>
-      </w:pPr>
-      <w:r>
-        <w:rPr>
-          <w:rFonts w:asciiTheme="minorHAnsi" w:eastAsia="Times New Roman" w:hAnsiTheme="minorHAnsi" w:cstheme="minorHAnsi"/>
-          <w:b/>
-          <w:bCs/>
-          <w:color w:val="auto"/>
-          <w:szCs w:val="20"/>
-        </w:rPr>
-        <w:t>Silhouette Score Evaluation:</w:t>
-      </w:r>
-      <w:r>
-        <w:rPr>
-          <w:rFonts w:asciiTheme="minorHAnsi" w:eastAsia="Times New Roman" w:hAnsiTheme="minorHAnsi" w:cstheme="minorHAnsi"/>
-          <w:color w:val="auto"/>
-          <w:szCs w:val="20"/>
-        </w:rPr>
-        <w:t xml:space="preserve"> Silhouette scores validated the effectiveness of clustering, with a reported score like:</w:t>
-      </w:r>
-      <w:r>
-        <w:rPr>
-          <w:rFonts w:asciiTheme="minorHAnsi" w:hAnsiTheme="minorHAnsi" w:cstheme="minorHAnsi"/>
-          <w:szCs w:val="20"/>
-        </w:rPr>
-        <w:t xml:space="preserve"> </w:t>
-      </w:r>
-      <w:r>
-        <w:rPr>
-          <w:rFonts w:asciiTheme="minorHAnsi" w:hAnsiTheme="minorHAnsi" w:cstheme="minorHAnsi"/>
-          <w:b/>
-          <w:i/>
-          <w:color w:val="2E74B5" w:themeColor="accent1" w:themeShade="BF"/>
-          <w:szCs w:val="20"/>
-        </w:rPr>
-        <w:t>Silhouette Score: 0.7521</w:t>
-      </w:r>
-      <w:r>
-        <w:rPr>
-          <w:rFonts w:asciiTheme="minorHAnsi" w:hAnsiTheme="minorHAnsi" w:cstheme="minorHAnsi"/>
-          <w:b/>
-          <w:i/>
-          <w:color w:val="2E74B5" w:themeColor="accent1" w:themeShade="BF"/>
-          <w:szCs w:val="20"/>
-        </w:rPr>
-        <w:t>.</w:t>
+          <w:rStyle w:val="Strong"/>
+        </w:rPr>
+        <w:t>Feature Importance</w:t>
+      </w:r>
+      <w:r>
+        <w:t xml:space="preserve"> Figures </w:t>
+      </w:r>
+      <w:r>
+        <w:t xml:space="preserve">highlighted that </w:t>
+      </w:r>
+      <w:r>
+        <w:rPr>
+          <w:rStyle w:val="Strong"/>
+        </w:rPr>
+        <w:t>budget</w:t>
+      </w:r>
+      <w:r>
+        <w:t xml:space="preserve"> and </w:t>
+      </w:r>
+      <w:r>
+        <w:rPr>
+          <w:rStyle w:val="Strong"/>
+        </w:rPr>
+        <w:t>popularity</w:t>
+      </w:r>
+      <w:r>
+        <w:t xml:space="preserve"> were the most significant factors in predicting movie revenue, followed by </w:t>
+      </w:r>
+      <w:r>
+        <w:rPr>
+          <w:rStyle w:val="Strong"/>
+        </w:rPr>
+        <w:t>runtime</w:t>
+      </w:r>
+      <w:r>
+        <w:t xml:space="preserve"> and </w:t>
+      </w:r>
+      <w:r>
+        <w:rPr>
+          <w:rStyle w:val="Strong"/>
+        </w:rPr>
+        <w:t>genres</w:t>
+      </w:r>
+      <w:r>
+        <w:t>. These results align with our initial hypothesis that budget and audience reach (via popularity) significantly impact a movie's financial success.</w:t>
       </w:r>
     </w:p>
     <w:p>
       <w:pPr>
         <w:pStyle w:val="Heading4"/>
-        <w:ind w:left="0" w:firstLine="0"/>
       </w:pPr>
       <w:r>
         <w:rPr>
@@ -2673,14 +2620,6 @@
           <w:bCs w:val="0"/>
         </w:rPr>
         <w:t>Discussion of Results</w:t>
-      </w:r>
-      <w:r>
-        <w:rPr>
-          <w:rStyle w:val="Strong"/>
-          <w:b w:val="0"/>
-          <w:bCs w:val="0"/>
-        </w:rPr>
-        <w:t>:</w:t>
       </w:r>
     </w:p>
     <w:p>
@@ -2716,17 +2655,37 @@
     </w:p>
     <w:p>
       <w:pPr>
+        <w:numPr>
+          <w:ilvl w:val="0"/>
+          <w:numId w:val="19"/>
+        </w:numPr>
+        <w:spacing w:before="100" w:beforeAutospacing="1" w:after="100" w:afterAutospacing="1" w:line="240" w:lineRule="auto"/>
+        <w:jc w:val="left"/>
+      </w:pPr>
+      <w:r>
+        <w:lastRenderedPageBreak/>
+        <w:t xml:space="preserve">The </w:t>
+      </w:r>
+      <w:r>
+        <w:rPr>
+          <w:rStyle w:val="Strong"/>
+        </w:rPr>
+        <w:t>Random Forest model</w:t>
+      </w:r>
+      <w:r>
+        <w:t xml:space="preserve"> provided strong predictive power, suggesting that budget and popularity are critical drivers of financial success. This aligns with the general understanding of the film industry, where high-budget films tend to attract larger audiences, and popular films often generate more revenue.</w:t>
+      </w:r>
+    </w:p>
+    <w:p>
+      <w:pPr>
         <w:pStyle w:val="Heading4"/>
       </w:pPr>
-      <w:bookmarkStart w:id="0" w:name="_GoBack"/>
-      <w:bookmarkEnd w:id="0"/>
       <w:r>
         <w:rPr>
           <w:rStyle w:val="Strong"/>
           <w:b w:val="0"/>
           <w:bCs w:val="0"/>
         </w:rPr>
-        <w:lastRenderedPageBreak/>
         <w:t>Potential Sources of Error</w:t>
       </w:r>
     </w:p>
@@ -2802,76 +2761,18 @@
           <w:sz w:val="20"/>
           <w:szCs w:val="20"/>
         </w:rPr>
-        <w:t xml:space="preserve">This project focuses more on </w:t>
-      </w:r>
-      <w:r>
-        <w:rPr>
-          <w:rStyle w:val="Strong"/>
-          <w:rFonts w:asciiTheme="minorHAnsi" w:eastAsiaTheme="majorEastAsia" w:hAnsiTheme="minorHAnsi" w:cstheme="minorHAnsi"/>
-          <w:sz w:val="20"/>
-          <w:szCs w:val="20"/>
-        </w:rPr>
-        <w:t>clustering for recommendation systems</w:t>
-      </w:r>
-      <w:r>
+        <w:t>In conclusion, the experiments provided valuable insights into movie characteristics and success factors, offering a strong foundation for building a movie recommendation system. The results support the use of clustering, dimensionality reduction, and predictive modeling as effective methods for analyzing movie data and providing actionable recommendations for the film industry.</w:t>
+      </w:r>
+    </w:p>
+    <w:p>
+      <w:pPr>
+        <w:pStyle w:val="NormalWeb"/>
         <w:rPr>
           <w:rFonts w:asciiTheme="minorHAnsi" w:hAnsiTheme="minorHAnsi" w:cstheme="minorHAnsi"/>
           <w:sz w:val="20"/>
           <w:szCs w:val="20"/>
         </w:rPr>
-        <w:t xml:space="preserve"> rather than predictive modeling. However, some sections (like the use of </w:t>
-      </w:r>
-      <w:r>
-        <w:rPr>
-          <w:rStyle w:val="HTMLCode"/>
-          <w:color w:val="2E74B5" w:themeColor="accent1" w:themeShade="BF"/>
-          <w:sz w:val="24"/>
-          <w:szCs w:val="24"/>
-        </w:rPr>
-        <w:t>RandomForestRegressor</w:t>
-      </w:r>
-      <w:r>
-        <w:rPr>
-          <w:rFonts w:asciiTheme="minorHAnsi" w:hAnsiTheme="minorHAnsi" w:cstheme="minorHAnsi"/>
-          <w:color w:val="2E74B5" w:themeColor="accent1" w:themeShade="BF"/>
-          <w:sz w:val="20"/>
-          <w:szCs w:val="20"/>
-        </w:rPr>
-        <w:t xml:space="preserve"> </w:t>
-      </w:r>
-      <w:r>
-        <w:rPr>
-          <w:rFonts w:asciiTheme="minorHAnsi" w:hAnsiTheme="minorHAnsi" w:cstheme="minorHAnsi"/>
-          <w:sz w:val="20"/>
-          <w:szCs w:val="20"/>
-        </w:rPr>
-        <w:t xml:space="preserve">or </w:t>
-      </w:r>
-      <w:r>
-        <w:rPr>
-          <w:rStyle w:val="HTMLCode"/>
-          <w:color w:val="2E74B5" w:themeColor="accent1" w:themeShade="BF"/>
-          <w:sz w:val="24"/>
-          <w:szCs w:val="24"/>
-        </w:rPr>
-        <w:t>LinearRegression</w:t>
-      </w:r>
-      <w:r>
-        <w:rPr>
-          <w:rFonts w:asciiTheme="minorHAnsi" w:hAnsiTheme="minorHAnsi" w:cstheme="minorHAnsi"/>
-          <w:sz w:val="20"/>
-          <w:szCs w:val="20"/>
-        </w:rPr>
-        <w:t>, mentioned earlier) might involve predictive modeling for other t</w:t>
-      </w:r>
-      <w:r>
-        <w:rPr>
-          <w:rFonts w:asciiTheme="minorHAnsi" w:hAnsiTheme="minorHAnsi" w:cstheme="minorHAnsi"/>
-          <w:sz w:val="20"/>
-          <w:szCs w:val="20"/>
-        </w:rPr>
-        <w:t>asks.</w:t>
-      </w:r>
+      </w:pPr>
     </w:p>
     <w:p>
       <w:pPr>
@@ -2950,7 +2851,7 @@
           <w:szCs w:val="20"/>
         </w:rPr>
         <w:pict>
-          <v:rect id="_x0000_i1036" style="width:0;height:1.5pt" o:hralign="center" o:hrstd="t" o:hr="t" fillcolor="#a0a0a0" stroked="f"/>
+          <v:rect id="_x0000_i1039" style="width:0;height:1.5pt" o:hralign="center" o:hrstd="t" o:hr="t" fillcolor="#a0a0a0" stroked="f"/>
         </w:pict>
       </w:r>
     </w:p>
@@ -3241,6 +3142,7 @@
           <w:bCs w:val="0"/>
           <w:szCs w:val="20"/>
         </w:rPr>
+        <w:lastRenderedPageBreak/>
         <w:t>4. PCA (Principal Component Analysis)</w:t>
       </w:r>
     </w:p>
@@ -3296,7 +3198,6 @@
           <w:bCs w:val="0"/>
           <w:szCs w:val="20"/>
         </w:rPr>
-        <w:lastRenderedPageBreak/>
         <w:t>5. Language Distribution Visualizations</w:t>
       </w:r>
     </w:p>
@@ -3401,7 +3302,7 @@
           <w:szCs w:val="20"/>
         </w:rPr>
         <w:pict>
-          <v:rect id="_x0000_i1037" style="width:0;height:1.5pt" o:hralign="center" o:hrstd="t" o:hr="t" fillcolor="#a0a0a0" stroked="f"/>
+          <v:rect id="_x0000_i1075" style="width:0;height:1.5pt" o:hralign="center" o:hrstd="t" o:hr="t" fillcolor="#a0a0a0" stroked="f"/>
         </w:pict>
       </w:r>
     </w:p>
@@ -3664,6 +3565,20 @@
         </w:rPr>
         <w:t>By building on these ideas, future research can further refine and expand upon the findings from this study, contributing to more effective strategies in the movie industry.</w:t>
       </w:r>
+    </w:p>
+    <w:p>
+      <w:pPr>
+        <w:spacing w:before="100" w:beforeAutospacing="1" w:after="100" w:afterAutospacing="1" w:line="240" w:lineRule="auto"/>
+        <w:ind w:left="0" w:firstLine="0"/>
+        <w:jc w:val="left"/>
+        <w:rPr>
+          <w:rFonts w:asciiTheme="minorHAnsi" w:eastAsia="Times New Roman" w:hAnsiTheme="minorHAnsi" w:cstheme="minorHAnsi"/>
+          <w:color w:val="auto"/>
+          <w:szCs w:val="20"/>
+        </w:rPr>
+      </w:pPr>
+      <w:bookmarkStart w:id="0" w:name="_GoBack"/>
+      <w:bookmarkEnd w:id="0"/>
     </w:p>
     <w:sectPr>
       <w:footerReference w:type="even" r:id="rId8"/>
@@ -3750,7 +3665,7 @@
       <w:rPr>
         <w:noProof/>
       </w:rPr>
-      <w:t>2</w:t>
+      <w:t>8</w:t>
     </w:r>
     <w:r>
       <w:fldChar w:fldCharType="end"/>
